--- a/tillsyn/A 47938-2025 tillsynsbegäran.docx
+++ b/tillsyn/A 47938-2025 tillsynsbegäran.docx
@@ -1020,7 +1020,7 @@
     <w:r>
       <w:tab/>
       <w:tab/>
-      <w:t>2026-09-14</w:t>
+      <w:t>2026-09-15</w:t>
       <w:br/>
       <w:br/>
     </w:r>

--- a/tillsyn/A 47938-2025 tillsynsbegäran.docx
+++ b/tillsyn/A 47938-2025 tillsynsbegäran.docx
@@ -1020,7 +1020,7 @@
     <w:r>
       <w:tab/>
       <w:tab/>
-      <w:t>2026-09-15</w:t>
+      <w:t>2026-09-16</w:t>
       <w:br/>
       <w:br/>
     </w:r>

--- a/tillsyn/A 47938-2025 tillsynsbegäran.docx
+++ b/tillsyn/A 47938-2025 tillsynsbegäran.docx
@@ -1020,7 +1020,7 @@
     <w:r>
       <w:tab/>
       <w:tab/>
-      <w:t>2026-09-16</w:t>
+      <w:t>2026-09-17</w:t>
       <w:br/>
       <w:br/>
     </w:r>

--- a/tillsyn/A 47938-2025 tillsynsbegäran.docx
+++ b/tillsyn/A 47938-2025 tillsynsbegäran.docx
@@ -1020,7 +1020,7 @@
     <w:r>
       <w:tab/>
       <w:tab/>
-      <w:t>2026-09-17</w:t>
+      <w:t>2026-09-18</w:t>
       <w:br/>
       <w:br/>
     </w:r>

--- a/tillsyn/A 47938-2025 tillsynsbegäran.docx
+++ b/tillsyn/A 47938-2025 tillsynsbegäran.docx
@@ -1020,7 +1020,7 @@
     <w:r>
       <w:tab/>
       <w:tab/>
-      <w:t>2026-09-18</w:t>
+      <w:t>2026-09-19</w:t>
       <w:br/>
       <w:br/>
     </w:r>

--- a/tillsyn/A 47938-2025 tillsynsbegäran.docx
+++ b/tillsyn/A 47938-2025 tillsynsbegäran.docx
@@ -1020,7 +1020,7 @@
     <w:r>
       <w:tab/>
       <w:tab/>
-      <w:t>2026-09-19</w:t>
+      <w:t>2026-09-21</w:t>
       <w:br/>
       <w:br/>
     </w:r>

--- a/tillsyn/A 47938-2025 tillsynsbegäran.docx
+++ b/tillsyn/A 47938-2025 tillsynsbegäran.docx
@@ -1020,7 +1020,7 @@
     <w:r>
       <w:tab/>
       <w:tab/>
-      <w:t>2026-09-21</w:t>
+      <w:t>2026-09-23</w:t>
       <w:br/>
       <w:br/>
     </w:r>

--- a/tillsyn/A 47938-2025 tillsynsbegäran.docx
+++ b/tillsyn/A 47938-2025 tillsynsbegäran.docx
@@ -1020,7 +1020,7 @@
     <w:r>
       <w:tab/>
       <w:tab/>
-      <w:t>2026-09-23</w:t>
+      <w:t>2026-09-24</w:t>
       <w:br/>
       <w:br/>
     </w:r>

--- a/tillsyn/A 47938-2025 tillsynsbegäran.docx
+++ b/tillsyn/A 47938-2025 tillsynsbegäran.docx
@@ -1020,7 +1020,7 @@
     <w:r>
       <w:tab/>
       <w:tab/>
-      <w:t>2026-09-24</w:t>
+      <w:t>2026-09-25</w:t>
       <w:br/>
       <w:br/>
     </w:r>

--- a/tillsyn/A 47938-2025 tillsynsbegäran.docx
+++ b/tillsyn/A 47938-2025 tillsynsbegäran.docx
@@ -1020,7 +1020,7 @@
     <w:r>
       <w:tab/>
       <w:tab/>
-      <w:t>2026-09-25</w:t>
+      <w:t>2026-09-26</w:t>
       <w:br/>
       <w:br/>
     </w:r>

--- a/tillsyn/A 47938-2025 tillsynsbegäran.docx
+++ b/tillsyn/A 47938-2025 tillsynsbegäran.docx
@@ -1020,7 +1020,7 @@
     <w:r>
       <w:tab/>
       <w:tab/>
-      <w:t>2026-09-26</w:t>
+      <w:t>2026-09-27</w:t>
       <w:br/>
       <w:br/>
     </w:r>

--- a/tillsyn/A 47938-2025 tillsynsbegäran.docx
+++ b/tillsyn/A 47938-2025 tillsynsbegäran.docx
@@ -1020,7 +1020,7 @@
     <w:r>
       <w:tab/>
       <w:tab/>
-      <w:t>2026-09-27</w:t>
+      <w:t>2026-09-28</w:t>
       <w:br/>
       <w:br/>
     </w:r>

--- a/tillsyn/A 47938-2025 tillsynsbegäran.docx
+++ b/tillsyn/A 47938-2025 tillsynsbegäran.docx
@@ -1020,7 +1020,7 @@
     <w:r>
       <w:tab/>
       <w:tab/>
-      <w:t>2026-09-28</w:t>
+      <w:t>2026-09-29</w:t>
       <w:br/>
       <w:br/>
     </w:r>

--- a/tillsyn/A 47938-2025 tillsynsbegäran.docx
+++ b/tillsyn/A 47938-2025 tillsynsbegäran.docx
@@ -1020,7 +1020,7 @@
     <w:r>
       <w:tab/>
       <w:tab/>
-      <w:t>2026-09-29</w:t>
+      <w:t>2026-09-30</w:t>
       <w:br/>
       <w:br/>
     </w:r>

--- a/tillsyn/A 47938-2025 tillsynsbegäran.docx
+++ b/tillsyn/A 47938-2025 tillsynsbegäran.docx
@@ -1020,7 +1020,7 @@
     <w:r>
       <w:tab/>
       <w:tab/>
-      <w:t>2026-09-30</w:t>
+      <w:t>2026-10-01</w:t>
       <w:br/>
       <w:br/>
     </w:r>

--- a/tillsyn/A 47938-2025 tillsynsbegäran.docx
+++ b/tillsyn/A 47938-2025 tillsynsbegäran.docx
@@ -1020,7 +1020,7 @@
     <w:r>
       <w:tab/>
       <w:tab/>
-      <w:t>2026-10-01</w:t>
+      <w:t>2026-10-02</w:t>
       <w:br/>
       <w:br/>
     </w:r>

--- a/tillsyn/A 47938-2025 tillsynsbegäran.docx
+++ b/tillsyn/A 47938-2025 tillsynsbegäran.docx
@@ -1020,7 +1020,7 @@
     <w:r>
       <w:tab/>
       <w:tab/>
-      <w:t>2026-10-02</w:t>
+      <w:t>2026-10-03</w:t>
       <w:br/>
       <w:br/>
     </w:r>

--- a/tillsyn/A 47938-2025 tillsynsbegäran.docx
+++ b/tillsyn/A 47938-2025 tillsynsbegäran.docx
@@ -1020,7 +1020,7 @@
     <w:r>
       <w:tab/>
       <w:tab/>
-      <w:t>2026-10-03</w:t>
+      <w:t>2026-10-04</w:t>
       <w:br/>
       <w:br/>
     </w:r>

--- a/tillsyn/A 47938-2025 tillsynsbegäran.docx
+++ b/tillsyn/A 47938-2025 tillsynsbegäran.docx
@@ -1020,7 +1020,7 @@
     <w:r>
       <w:tab/>
       <w:tab/>
-      <w:t>2026-10-04</w:t>
+      <w:t>2026-10-05</w:t>
       <w:br/>
       <w:br/>
     </w:r>

--- a/tillsyn/A 47938-2025 tillsynsbegäran.docx
+++ b/tillsyn/A 47938-2025 tillsynsbegäran.docx
@@ -1020,7 +1020,7 @@
     <w:r>
       <w:tab/>
       <w:tab/>
-      <w:t>2026-10-05</w:t>
+      <w:t>2026-10-06</w:t>
       <w:br/>
       <w:br/>
     </w:r>

--- a/tillsyn/A 47938-2025 tillsynsbegäran.docx
+++ b/tillsyn/A 47938-2025 tillsynsbegäran.docx
@@ -1020,7 +1020,7 @@
     <w:r>
       <w:tab/>
       <w:tab/>
-      <w:t>2026-10-06</w:t>
+      <w:t>2026-10-07</w:t>
       <w:br/>
       <w:br/>
     </w:r>

--- a/tillsyn/A 47938-2025 tillsynsbegäran.docx
+++ b/tillsyn/A 47938-2025 tillsynsbegäran.docx
@@ -60,12 +60,12 @@
         <w:spacing w:after="240"/>
       </w:pPr>
       <w:r>
-        <w:t>Figur 1. Fyndplatser för naturvårdsarter i avverkningsanmälan. Markörer utan svart kant är placerade på fyndplatsen. Markörer med svart kant är placerade vid sidan av fyndplatsen och har ett svart streck som visar fyndplatsens exakta position. Kartans mittpunktskoordinat är N 6782345, E 409152 i SWEREF 99 TM.</w:t>
+        <w:t>Figur 1. Fyndplatser för naturvårdsarter i och inom 2 meter från avverkningsanmälan. Markörer utan svart kant är placerade på fyndplatsen. Markörer med svart kant är placerade vid sidan av fyndplatsen och har ett svart streck som visar fyndplatsens exakta position. Kartans mittpunktskoordinat är N 6782345, E 409152 i SWEREF 99 TM.</w:t>
       </w:r>
     </w:p>
     <w:p>
       <w:r>
-        <w:t>I avverkningsanmälan finns fynd av 8 naturvårdsarter, varav 8 är rödlistade, 1 är fridlyst och 7 är typiska (T): garnlav (VU, T), kolflarnlav (NT, T), rynkskinn (NT, T), tallticka (NT, T), tretåig hackspett (NT, T, §4), ullticka (NT, T), vedflamlav (NT) och vedskivlav (NT, T). Se Figur 1.</w:t>
+        <w:t>I och inom 2 meter från avverkningsanmälan finns fynd av 9 naturvårdsarter, varav 9 är rödlistade, 1 är fridlyst och 8 är typiska (T): garnlav (VU, T), kolflarnlav (NT, T), motaggsvamp (NT, T), rynkskinn (NT, T), tallticka (NT, T), tretåig hackspett (NT, T, §4), ullticka (NT, T), vedflamlav (NT) och vedskivlav (NT, T). Se Figur 1.</w:t>
       </w:r>
     </w:p>
     <w:p>
@@ -158,6 +158,26 @@
         <w:rPr>
           <w:b/>
         </w:rPr>
+        <w:t xml:space="preserve">Motaggsvamp (NT) </w:t>
+      </w:r>
+      <w:r>
+        <w:t xml:space="preserve">bildar mykorrhiza med tall i tallskog och hittas huvudsakligen i äldre, glesare skogsbestånd och hällmarksimpediment. Arten hotas främst av skogsavverkning och tycks försvinna efter slutavverkning, markberedning och plantering. Motaggsvamp är typisk art för </w:t>
+      </w:r>
+      <w:r>
+        <w:rPr>
+          <w:i/>
+        </w:rPr>
+        <w:t>9010 Taiga</w:t>
+      </w:r>
+      <w:r>
+        <w:t xml:space="preserve"> (SLU Artdatabanken, 2024).</w:t>
+      </w:r>
+    </w:p>
+    <w:p>
+      <w:r>
+        <w:rPr>
+          <w:b/>
+        </w:rPr>
         <w:t>Rynkskinn (NT)</w:t>
       </w:r>
       <w:r>
@@ -373,7 +393,7 @@
     </w:p>
     <w:p>
       <w:r>
-        <w:t>Följande typiska arter har sina livsmiljöer och växtplatser i den avverkningsanmälda skogen: garnlav (VU, T), kolflarnlav (NT, T), rynkskinn (NT, T), tallticka (NT, T), tretåig hackspett (NT, T, §4), ullticka (NT, T) och vedskivlav (NT, T).</w:t>
+        <w:t>Följande typiska arter har sina livsmiljöer och växtplatser i den avverkningsanmälda skogen: garnlav (VU, T), kolflarnlav (NT, T), motaggsvamp (NT, T), rynkskinn (NT, T), tallticka (NT, T), tretåig hackspett (NT, T, §4), ullticka (NT, T) och vedskivlav (NT, T).</w:t>
       </w:r>
     </w:p>
     <w:p>
@@ -1020,7 +1040,7 @@
     <w:r>
       <w:tab/>
       <w:tab/>
-      <w:t>2026-10-07</w:t>
+      <w:t>2026-10-08</w:t>
       <w:br/>
       <w:br/>
     </w:r>

--- a/tillsyn/A 47938-2025 tillsynsbegäran.docx
+++ b/tillsyn/A 47938-2025 tillsynsbegäran.docx
@@ -1040,7 +1040,7 @@
     <w:r>
       <w:tab/>
       <w:tab/>
-      <w:t>2026-10-08</w:t>
+      <w:t>2026-10-09</w:t>
       <w:br/>
       <w:br/>
     </w:r>

--- a/tillsyn/A 47938-2025 tillsynsbegäran.docx
+++ b/tillsyn/A 47938-2025 tillsynsbegäran.docx
@@ -1040,7 +1040,7 @@
     <w:r>
       <w:tab/>
       <w:tab/>
-      <w:t>2026-10-09</w:t>
+      <w:t>2026-10-10</w:t>
       <w:br/>
       <w:br/>
     </w:r>

--- a/tillsyn/A 47938-2025 tillsynsbegäran.docx
+++ b/tillsyn/A 47938-2025 tillsynsbegäran.docx
@@ -1040,7 +1040,7 @@
     <w:r>
       <w:tab/>
       <w:tab/>
-      <w:t>2026-10-10</w:t>
+      <w:t>2026-10-11</w:t>
       <w:br/>
       <w:br/>
     </w:r>

--- a/tillsyn/A 47938-2025 tillsynsbegäran.docx
+++ b/tillsyn/A 47938-2025 tillsynsbegäran.docx
@@ -1040,7 +1040,7 @@
     <w:r>
       <w:tab/>
       <w:tab/>
-      <w:t>2026-10-11</w:t>
+      <w:t>2026-10-12</w:t>
       <w:br/>
       <w:br/>
     </w:r>

--- a/tillsyn/A 47938-2025 tillsynsbegäran.docx
+++ b/tillsyn/A 47938-2025 tillsynsbegäran.docx
@@ -1040,7 +1040,7 @@
     <w:r>
       <w:tab/>
       <w:tab/>
-      <w:t>2026-10-12</w:t>
+      <w:t>2026-10-13</w:t>
       <w:br/>
       <w:br/>
     </w:r>

--- a/tillsyn/A 47938-2025 tillsynsbegäran.docx
+++ b/tillsyn/A 47938-2025 tillsynsbegäran.docx
@@ -1040,7 +1040,7 @@
     <w:r>
       <w:tab/>
       <w:tab/>
-      <w:t>2026-10-13</w:t>
+      <w:t>2026-10-14</w:t>
       <w:br/>
       <w:br/>
     </w:r>

--- a/tillsyn/A 47938-2025 tillsynsbegäran.docx
+++ b/tillsyn/A 47938-2025 tillsynsbegäran.docx
@@ -1040,7 +1040,7 @@
     <w:r>
       <w:tab/>
       <w:tab/>
-      <w:t>2026-10-14</w:t>
+      <w:t>2026-10-15</w:t>
       <w:br/>
       <w:br/>
     </w:r>

--- a/tillsyn/A 47938-2025 tillsynsbegäran.docx
+++ b/tillsyn/A 47938-2025 tillsynsbegäran.docx
@@ -1040,7 +1040,7 @@
     <w:r>
       <w:tab/>
       <w:tab/>
-      <w:t>2026-10-15</w:t>
+      <w:t>2026-10-16</w:t>
       <w:br/>
       <w:br/>
     </w:r>

--- a/tillsyn/A 47938-2025 tillsynsbegäran.docx
+++ b/tillsyn/A 47938-2025 tillsynsbegäran.docx
@@ -1040,7 +1040,7 @@
     <w:r>
       <w:tab/>
       <w:tab/>
-      <w:t>2026-10-16</w:t>
+      <w:t>2026-10-17</w:t>
       <w:br/>
       <w:br/>
     </w:r>

--- a/tillsyn/A 47938-2025 tillsynsbegäran.docx
+++ b/tillsyn/A 47938-2025 tillsynsbegäran.docx
@@ -1040,7 +1040,7 @@
     <w:r>
       <w:tab/>
       <w:tab/>
-      <w:t>2026-10-17</w:t>
+      <w:t>2026-10-18</w:t>
       <w:br/>
       <w:br/>
     </w:r>

--- a/tillsyn/A 47938-2025 tillsynsbegäran.docx
+++ b/tillsyn/A 47938-2025 tillsynsbegäran.docx
@@ -1040,7 +1040,7 @@
     <w:r>
       <w:tab/>
       <w:tab/>
-      <w:t>2026-10-18</w:t>
+      <w:t>2026-10-19</w:t>
       <w:br/>
       <w:br/>
     </w:r>

--- a/tillsyn/A 47938-2025 tillsynsbegäran.docx
+++ b/tillsyn/A 47938-2025 tillsynsbegäran.docx
@@ -1040,7 +1040,7 @@
     <w:r>
       <w:tab/>
       <w:tab/>
-      <w:t>2026-10-19</w:t>
+      <w:t>2026-10-20</w:t>
       <w:br/>
       <w:br/>
     </w:r>

--- a/tillsyn/A 47938-2025 tillsynsbegäran.docx
+++ b/tillsyn/A 47938-2025 tillsynsbegäran.docx
@@ -1040,7 +1040,7 @@
     <w:r>
       <w:tab/>
       <w:tab/>
-      <w:t>2026-10-20</w:t>
+      <w:t>2026-10-21</w:t>
       <w:br/>
       <w:br/>
     </w:r>

--- a/tillsyn/A 47938-2025 tillsynsbegäran.docx
+++ b/tillsyn/A 47938-2025 tillsynsbegäran.docx
@@ -1040,7 +1040,7 @@
     <w:r>
       <w:tab/>
       <w:tab/>
-      <w:t>2026-10-21</w:t>
+      <w:t>2026-10-22</w:t>
       <w:br/>
       <w:br/>
     </w:r>

--- a/tillsyn/A 47938-2025 tillsynsbegäran.docx
+++ b/tillsyn/A 47938-2025 tillsynsbegäran.docx
@@ -1040,7 +1040,7 @@
     <w:r>
       <w:tab/>
       <w:tab/>
-      <w:t>2026-10-22</w:t>
+      <w:t>2026-10-23</w:t>
       <w:br/>
       <w:br/>
     </w:r>

--- a/tillsyn/A 47938-2025 tillsynsbegäran.docx
+++ b/tillsyn/A 47938-2025 tillsynsbegäran.docx
@@ -1040,7 +1040,7 @@
     <w:r>
       <w:tab/>
       <w:tab/>
-      <w:t>2026-10-23</w:t>
+      <w:t>2026-10-24</w:t>
       <w:br/>
       <w:br/>
     </w:r>

--- a/tillsyn/A 47938-2025 tillsynsbegäran.docx
+++ b/tillsyn/A 47938-2025 tillsynsbegäran.docx
@@ -1040,7 +1040,7 @@
     <w:r>
       <w:tab/>
       <w:tab/>
-      <w:t>2026-10-24</w:t>
+      <w:t>2026-10-25</w:t>
       <w:br/>
       <w:br/>
     </w:r>

--- a/tillsyn/A 47938-2025 tillsynsbegäran.docx
+++ b/tillsyn/A 47938-2025 tillsynsbegäran.docx
@@ -1040,7 +1040,7 @@
     <w:r>
       <w:tab/>
       <w:tab/>
-      <w:t>2026-10-25</w:t>
+      <w:t>2026-10-26</w:t>
       <w:br/>
       <w:br/>
     </w:r>

--- a/tillsyn/A 47938-2025 tillsynsbegäran.docx
+++ b/tillsyn/A 47938-2025 tillsynsbegäran.docx
@@ -1040,7 +1040,7 @@
     <w:r>
       <w:tab/>
       <w:tab/>
-      <w:t>2026-10-26</w:t>
+      <w:t>2026-10-27</w:t>
       <w:br/>
       <w:br/>
     </w:r>

--- a/tillsyn/A 47938-2025 tillsynsbegäran.docx
+++ b/tillsyn/A 47938-2025 tillsynsbegäran.docx
@@ -1040,7 +1040,7 @@
     <w:r>
       <w:tab/>
       <w:tab/>
-      <w:t>2026-10-27</w:t>
+      <w:t>2026-10-28</w:t>
       <w:br/>
       <w:br/>
     </w:r>

--- a/tillsyn/A 47938-2025 tillsynsbegäran.docx
+++ b/tillsyn/A 47938-2025 tillsynsbegäran.docx
@@ -1040,7 +1040,7 @@
     <w:r>
       <w:tab/>
       <w:tab/>
-      <w:t>2026-10-28</w:t>
+      <w:t>2026-10-29</w:t>
       <w:br/>
       <w:br/>
     </w:r>

--- a/tillsyn/A 47938-2025 tillsynsbegäran.docx
+++ b/tillsyn/A 47938-2025 tillsynsbegäran.docx
@@ -1040,7 +1040,7 @@
     <w:r>
       <w:tab/>
       <w:tab/>
-      <w:t>2026-10-29</w:t>
+      <w:t>2026-10-31</w:t>
       <w:br/>
       <w:br/>
     </w:r>
